--- a/public/2026/seq04/FICHE_S4-A03_Cyberharcelement_5eme.docx
+++ b/public/2026/seq04/FICHE_S4-A03_Cyberharcelement_5eme.docx
@@ -279,7 +279,7 @@
     </w:tbl>
     <w:p>
       <w:pPr>
-        <w:spacing w:after="60"/>
+        <w:spacing w:after="96"/>
       </w:pPr>
     </w:p>
     <w:tbl>
@@ -329,8 +329,8 @@
                 <w:bCs/>
                 <w:i w:val="false"/>
                 <w:iCs w:val="false"/>
-                <w:sz w:val="16"/>
-                <w:szCs w:val="16"/>
+                <w:sz w:val="24"/>
+                <w:szCs w:val="24"/>
               </w:rPr>
               <w:t xml:space="preserve">Nom : </w:t>
             </w:r>
@@ -341,10 +341,10 @@
                 <w:bCs w:val="false"/>
                 <w:i w:val="false"/>
                 <w:iCs w:val="false"/>
-                <w:sz w:val="16"/>
-                <w:szCs w:val="16"/>
-              </w:rPr>
-              <w:t xml:space="preserve">....................................</w:t>
+                <w:sz w:val="24"/>
+                <w:szCs w:val="24"/>
+              </w:rPr>
+              <w:t xml:space="preserve">...................</w:t>
             </w:r>
           </w:p>
         </w:tc>
@@ -376,8 +376,8 @@
                 <w:bCs/>
                 <w:i w:val="false"/>
                 <w:iCs w:val="false"/>
-                <w:sz w:val="16"/>
-                <w:szCs w:val="16"/>
+                <w:sz w:val="24"/>
+                <w:szCs w:val="24"/>
               </w:rPr>
               <w:t xml:space="preserve">Prénom : </w:t>
             </w:r>
@@ -388,10 +388,10 @@
                 <w:bCs w:val="false"/>
                 <w:i w:val="false"/>
                 <w:iCs w:val="false"/>
-                <w:sz w:val="16"/>
-                <w:szCs w:val="16"/>
-              </w:rPr>
-              <w:t xml:space="preserve">...............................</w:t>
+                <w:sz w:val="24"/>
+                <w:szCs w:val="24"/>
+              </w:rPr>
+              <w:t xml:space="preserve">................</w:t>
             </w:r>
           </w:p>
         </w:tc>
@@ -423,8 +423,8 @@
                 <w:bCs/>
                 <w:i w:val="false"/>
                 <w:iCs w:val="false"/>
-                <w:sz w:val="16"/>
-                <w:szCs w:val="16"/>
+                <w:sz w:val="24"/>
+                <w:szCs w:val="24"/>
               </w:rPr>
               <w:t xml:space="preserve">Classe : </w:t>
             </w:r>
@@ -435,10 +435,10 @@
                 <w:bCs w:val="false"/>
                 <w:i w:val="false"/>
                 <w:iCs w:val="false"/>
-                <w:sz w:val="16"/>
-                <w:szCs w:val="16"/>
-              </w:rPr>
-              <w:t xml:space="preserve">..........</w:t>
+                <w:sz w:val="24"/>
+                <w:szCs w:val="24"/>
+              </w:rPr>
+              <w:t xml:space="preserve">......</w:t>
             </w:r>
           </w:p>
         </w:tc>
@@ -470,8 +470,8 @@
                 <w:bCs/>
                 <w:i w:val="false"/>
                 <w:iCs w:val="false"/>
-                <w:sz w:val="16"/>
-                <w:szCs w:val="16"/>
+                <w:sz w:val="24"/>
+                <w:szCs w:val="24"/>
               </w:rPr>
               <w:t xml:space="preserve">Maison : </w:t>
             </w:r>
@@ -482,10 +482,10 @@
                 <w:bCs w:val="false"/>
                 <w:i w:val="false"/>
                 <w:iCs w:val="false"/>
-                <w:sz w:val="16"/>
-                <w:szCs w:val="16"/>
-              </w:rPr>
-              <w:t xml:space="preserve">................</w:t>
+                <w:sz w:val="24"/>
+                <w:szCs w:val="24"/>
+              </w:rPr>
+              <w:t xml:space="preserve">......</w:t>
             </w:r>
           </w:p>
         </w:tc>
@@ -493,7 +493,7 @@
     </w:tbl>
     <w:p>
       <w:pPr>
-        <w:spacing w:after="80"/>
+        <w:spacing w:after="128"/>
       </w:pPr>
     </w:p>
     <w:tbl>
@@ -542,8 +542,8 @@
                 <w:bCs/>
                 <w:i w:val="false"/>
                 <w:iCs w:val="false"/>
-                <w:sz w:val="24"/>
-                <w:szCs w:val="24"/>
+                <w:sz w:val="32"/>
+                <w:szCs w:val="32"/>
               </w:rPr>
               <w:t xml:space="preserve">CYBERHARCÈLEMENT : RECONNAÎTRE ET RÉAGIR</w:t>
             </w:r>
@@ -553,7 +553,7 @@
     </w:tbl>
     <w:p>
       <w:pPr>
-        <w:spacing w:after="80"/>
+        <w:spacing w:after="128"/>
       </w:pPr>
     </w:p>
     <w:tbl>
@@ -591,17 +591,17 @@
           </w:tcPr>
           <w:p>
             <w:pPr>
-              <w:spacing w:after="30"/>
-            </w:pPr>
-            <w:r>
-              <w:rPr>
-                <w:rFonts w:ascii="Arial" w:cs="Arial" w:eastAsia="Arial" w:hAnsi="Arial"/>
-                <w:b w:val="false"/>
-                <w:bCs w:val="false"/>
-                <w:i w:val="false"/>
-                <w:iCs w:val="false"/>
-                <w:sz w:val="18"/>
-                <w:szCs w:val="18"/>
+              <w:spacing w:after="48"/>
+            </w:pPr>
+            <w:r>
+              <w:rPr>
+                <w:rFonts w:ascii="Arial" w:cs="Arial" w:eastAsia="Arial" w:hAnsi="Arial"/>
+                <w:b w:val="false"/>
+                <w:bCs w:val="false"/>
+                <w:i w:val="false"/>
+                <w:iCs w:val="false"/>
+                <w:sz w:val="26"/>
+                <w:szCs w:val="26"/>
               </w:rPr>
               <w:t xml:space="preserve">Depuis une semaine, le téléphone de Théo vibre sans arrêt : moqueries répétées d'un groupe de la classe, photo détournée, exclusion du groupe de discussion. Théo n'ose rien dire à personne.</w:t>
             </w:r>
@@ -617,8 +617,8 @@
                 <w:bCs/>
                 <w:i/>
                 <w:iCs/>
-                <w:sz w:val="18"/>
-                <w:szCs w:val="18"/>
+                <w:sz w:val="26"/>
+                <w:szCs w:val="26"/>
               </w:rPr>
               <w:t xml:space="preserve">PROBLÉMATIQUE : Comment reconnaître le cyberharcèlement, et que faire — que l'on soit victime ou témoin ?</w:t>
             </w:r>
@@ -628,7 +628,7 @@
     </w:tbl>
     <w:p>
       <w:pPr>
-        <w:spacing w:after="80"/>
+        <w:spacing w:after="128"/>
       </w:pPr>
     </w:p>
     <w:tbl>
@@ -676,8 +676,8 @@
                 <w:bCs/>
                 <w:i w:val="false"/>
                 <w:iCs w:val="false"/>
-                <w:sz w:val="20"/>
-                <w:szCs w:val="20"/>
+                <w:sz w:val="28"/>
+                <w:szCs w:val="28"/>
               </w:rPr>
               <w:t xml:space="preserve">PARTIE 1 — Harcèlement ou pas ?</w:t>
             </w:r>
@@ -687,12 +687,12 @@
     </w:tbl>
     <w:p>
       <w:pPr>
-        <w:spacing w:after="40"/>
+        <w:spacing w:after="64"/>
       </w:pPr>
     </w:p>
     <w:p>
       <w:pPr>
-        <w:spacing w:after="60"/>
+        <w:spacing w:after="96"/>
       </w:pPr>
       <w:r>
         <w:rPr>
@@ -701,8 +701,8 @@
           <w:bCs/>
           <w:i w:val="false"/>
           <w:iCs w:val="false"/>
-          <w:sz w:val="18"/>
-          <w:szCs w:val="18"/>
+          <w:sz w:val="26"/>
+          <w:szCs w:val="26"/>
         </w:rPr>
         <w:t xml:space="preserve">➤ </w:t>
       </w:r>
@@ -713,8 +713,8 @@
           <w:bCs w:val="false"/>
           <w:i w:val="false"/>
           <w:iCs w:val="false"/>
-          <w:sz w:val="18"/>
-          <w:szCs w:val="18"/>
+          <w:sz w:val="26"/>
+          <w:szCs w:val="26"/>
         </w:rPr>
         <w:t xml:space="preserve">Le cyberharcèlement, c'est : des attaques RÉPÉTÉES + la VOLONTÉ DE NUIRE + une victime qui ne peut pas se défendre seule. Coche les situations qui correspondent.</w:t>
       </w:r>
@@ -765,8 +765,8 @@
                 <w:bCs/>
                 <w:i w:val="false"/>
                 <w:iCs w:val="false"/>
-                <w:sz w:val="16"/>
-                <w:szCs w:val="16"/>
+                <w:sz w:val="24"/>
+                <w:szCs w:val="24"/>
               </w:rPr>
               <w:t xml:space="preserve">Situation</w:t>
             </w:r>
@@ -801,8 +801,8 @@
                 <w:bCs/>
                 <w:i w:val="false"/>
                 <w:iCs w:val="false"/>
-                <w:sz w:val="16"/>
-                <w:szCs w:val="16"/>
+                <w:sz w:val="24"/>
+                <w:szCs w:val="24"/>
               </w:rPr>
               <w:t xml:space="preserve">Harcèl. ?</w:t>
             </w:r>
@@ -838,8 +838,8 @@
                 <w:bCs w:val="false"/>
                 <w:i w:val="false"/>
                 <w:iCs w:val="false"/>
-                <w:sz w:val="16"/>
-                <w:szCs w:val="16"/>
+                <w:sz w:val="24"/>
+                <w:szCs w:val="24"/>
               </w:rPr>
               <w:t xml:space="preserve">Deux camarades se disputent une fois sur le choix d'une équipe, puis se réconcilient.</w:t>
             </w:r>
@@ -873,8 +873,8 @@
                 <w:bCs w:val="false"/>
                 <w:i w:val="false"/>
                 <w:iCs w:val="false"/>
-                <w:sz w:val="16"/>
-                <w:szCs w:val="16"/>
+                <w:sz w:val="24"/>
+                <w:szCs w:val="24"/>
               </w:rPr>
               <w:t xml:space="preserve">☐ OUI   ☐ NON</w:t>
             </w:r>
@@ -910,8 +910,8 @@
                 <w:bCs w:val="false"/>
                 <w:i w:val="false"/>
                 <w:iCs w:val="false"/>
-                <w:sz w:val="16"/>
-                <w:szCs w:val="16"/>
+                <w:sz w:val="24"/>
+                <w:szCs w:val="24"/>
               </w:rPr>
               <w:t xml:space="preserve">Chaque jour, un groupe envoie des moqueries au même élève, qui ne répond plus.</w:t>
             </w:r>
@@ -945,8 +945,8 @@
                 <w:bCs w:val="false"/>
                 <w:i w:val="false"/>
                 <w:iCs w:val="false"/>
-                <w:sz w:val="16"/>
-                <w:szCs w:val="16"/>
+                <w:sz w:val="24"/>
+                <w:szCs w:val="24"/>
               </w:rPr>
               <w:t xml:space="preserve">☐ OUI   ☐ NON</w:t>
             </w:r>
@@ -982,8 +982,8 @@
                 <w:bCs w:val="false"/>
                 <w:i w:val="false"/>
                 <w:iCs w:val="false"/>
-                <w:sz w:val="16"/>
-                <w:szCs w:val="16"/>
+                <w:sz w:val="24"/>
+                <w:szCs w:val="24"/>
               </w:rPr>
               <w:t xml:space="preserve">Une photo détournée d'un élève est repartagée pendant des semaines pour rire de lui.</w:t>
             </w:r>
@@ -1017,8 +1017,8 @@
                 <w:bCs w:val="false"/>
                 <w:i w:val="false"/>
                 <w:iCs w:val="false"/>
-                <w:sz w:val="16"/>
-                <w:szCs w:val="16"/>
+                <w:sz w:val="24"/>
+                <w:szCs w:val="24"/>
               </w:rPr>
               <w:t xml:space="preserve">☐ OUI   ☐ NON</w:t>
             </w:r>
@@ -1054,8 +1054,8 @@
                 <w:bCs w:val="false"/>
                 <w:i w:val="false"/>
                 <w:iCs w:val="false"/>
-                <w:sz w:val="16"/>
-                <w:szCs w:val="16"/>
+                <w:sz w:val="24"/>
+                <w:szCs w:val="24"/>
               </w:rPr>
               <w:t xml:space="preserve">Un ami fait une blague à un autre, qui rit aussi.</w:t>
             </w:r>
@@ -1089,8 +1089,8 @@
                 <w:bCs w:val="false"/>
                 <w:i w:val="false"/>
                 <w:iCs w:val="false"/>
-                <w:sz w:val="16"/>
-                <w:szCs w:val="16"/>
+                <w:sz w:val="24"/>
+                <w:szCs w:val="24"/>
               </w:rPr>
               <w:t xml:space="preserve">☐ OUI   ☐ NON</w:t>
             </w:r>
@@ -1126,8 +1126,8 @@
                 <w:bCs w:val="false"/>
                 <w:i w:val="false"/>
                 <w:iCs w:val="false"/>
-                <w:sz w:val="16"/>
-                <w:szCs w:val="16"/>
+                <w:sz w:val="24"/>
+                <w:szCs w:val="24"/>
               </w:rPr>
               <w:t xml:space="preserve">Un élève est volontairement exclu de tous les groupes, et on encourage les autres à l'ignorer.</w:t>
             </w:r>
@@ -1161,8 +1161,8 @@
                 <w:bCs w:val="false"/>
                 <w:i w:val="false"/>
                 <w:iCs w:val="false"/>
-                <w:sz w:val="16"/>
-                <w:szCs w:val="16"/>
+                <w:sz w:val="24"/>
+                <w:szCs w:val="24"/>
               </w:rPr>
               <w:t xml:space="preserve">☐ OUI   ☐ NON</w:t>
             </w:r>
@@ -1172,7 +1172,7 @@
     </w:tbl>
     <w:p>
       <w:pPr>
-        <w:spacing w:after="40" w:before="50"/>
+        <w:spacing w:after="64" w:before="50"/>
       </w:pPr>
       <w:r>
         <w:rPr>
@@ -1181,8 +1181,8 @@
           <w:bCs w:val="false"/>
           <w:i/>
           <w:iCs/>
-          <w:sz w:val="16"/>
-          <w:szCs w:val="16"/>
+          <w:sz w:val="24"/>
+          <w:szCs w:val="24"/>
         </w:rPr>
         <w:t xml:space="preserve">1a. Souligne dans les situations cochées OUI les mots qui montrent la RÉPÉTITION.</w:t>
       </w:r>
@@ -1232,8 +1232,8 @@
                 <w:bCs/>
                 <w:i w:val="false"/>
                 <w:iCs w:val="false"/>
-                <w:sz w:val="20"/>
-                <w:szCs w:val="20"/>
+                <w:sz w:val="28"/>
+                <w:szCs w:val="28"/>
               </w:rPr>
               <w:t xml:space="preserve">PARTIE 2 — Les bons réflexes de chacun</w:t>
             </w:r>
@@ -1243,12 +1243,12 @@
     </w:tbl>
     <w:p>
       <w:pPr>
-        <w:spacing w:after="40"/>
+        <w:spacing w:after="64"/>
       </w:pPr>
     </w:p>
     <w:p>
       <w:pPr>
-        <w:spacing w:after="60"/>
+        <w:spacing w:after="96"/>
       </w:pPr>
       <w:r>
         <w:rPr>
@@ -1257,8 +1257,8 @@
           <w:bCs/>
           <w:i w:val="false"/>
           <w:iCs w:val="false"/>
-          <w:sz w:val="18"/>
-          <w:szCs w:val="18"/>
+          <w:sz w:val="26"/>
+          <w:szCs w:val="26"/>
         </w:rPr>
         <w:t xml:space="preserve">➤ </w:t>
       </w:r>
@@ -1269,8 +1269,8 @@
           <w:bCs w:val="false"/>
           <w:i w:val="false"/>
           <w:iCs w:val="false"/>
-          <w:sz w:val="18"/>
-          <w:szCs w:val="18"/>
+          <w:sz w:val="26"/>
+          <w:szCs w:val="26"/>
         </w:rPr>
         <w:t xml:space="preserve">Relie chaque personne à SES bons réflexes (plusieurs flèches possibles).</w:t>
       </w:r>
@@ -1321,8 +1321,8 @@
                 <w:bCs/>
                 <w:i w:val="false"/>
                 <w:iCs w:val="false"/>
-                <w:sz w:val="16"/>
-                <w:szCs w:val="16"/>
+                <w:sz w:val="24"/>
+                <w:szCs w:val="24"/>
               </w:rPr>
               <w:t xml:space="preserve">Qui ?</w:t>
             </w:r>
@@ -1357,8 +1357,8 @@
                 <w:bCs/>
                 <w:i w:val="false"/>
                 <w:iCs w:val="false"/>
-                <w:sz w:val="16"/>
-                <w:szCs w:val="16"/>
+                <w:sz w:val="24"/>
+                <w:szCs w:val="24"/>
               </w:rPr>
               <w:t xml:space="preserve">Réflexes</w:t>
             </w:r>
@@ -1394,8 +1394,8 @@
                 <w:bCs w:val="false"/>
                 <w:i w:val="false"/>
                 <w:iCs w:val="false"/>
-                <w:sz w:val="16"/>
-                <w:szCs w:val="16"/>
+                <w:sz w:val="24"/>
+                <w:szCs w:val="24"/>
               </w:rPr>
               <w:t xml:space="preserve">Je suis VICTIME  →</w:t>
             </w:r>
@@ -1429,8 +1429,8 @@
                 <w:bCs w:val="false"/>
                 <w:i w:val="false"/>
                 <w:iCs w:val="false"/>
-                <w:sz w:val="16"/>
-                <w:szCs w:val="16"/>
+                <w:sz w:val="24"/>
+                <w:szCs w:val="24"/>
               </w:rPr>
               <w:t xml:space="preserve">Je ne réponds pas · je bloque · je garde des preuves (captures) · j'en parle à un adulte ou au 3018</w:t>
             </w:r>
@@ -1466,8 +1466,8 @@
                 <w:bCs w:val="false"/>
                 <w:i w:val="false"/>
                 <w:iCs w:val="false"/>
-                <w:sz w:val="16"/>
-                <w:szCs w:val="16"/>
+                <w:sz w:val="24"/>
+                <w:szCs w:val="24"/>
               </w:rPr>
               <w:t xml:space="preserve">Je suis TÉMOIN  →</w:t>
             </w:r>
@@ -1501,8 +1501,8 @@
                 <w:bCs w:val="false"/>
                 <w:i w:val="false"/>
                 <w:iCs w:val="false"/>
-                <w:sz w:val="16"/>
-                <w:szCs w:val="16"/>
+                <w:sz w:val="24"/>
+                <w:szCs w:val="24"/>
               </w:rPr>
               <w:t xml:space="preserve">Je ne partage pas · je soutiens la victime · je préviens un adulte</w:t>
             </w:r>
@@ -1538,8 +1538,8 @@
                 <w:bCs w:val="false"/>
                 <w:i w:val="false"/>
                 <w:iCs w:val="false"/>
-                <w:sz w:val="16"/>
-                <w:szCs w:val="16"/>
+                <w:sz w:val="24"/>
+                <w:szCs w:val="24"/>
               </w:rPr>
               <w:t xml:space="preserve">Bon à savoir sur l'AUTEUR</w:t>
             </w:r>
@@ -1573,8 +1573,8 @@
                 <w:bCs w:val="false"/>
                 <w:i w:val="false"/>
                 <w:iCs w:val="false"/>
-                <w:sz w:val="16"/>
-                <w:szCs w:val="16"/>
+                <w:sz w:val="24"/>
+                <w:szCs w:val="24"/>
               </w:rPr>
               <w:t xml:space="preserve">Le harcèlement, même en ligne, est puni par la loi — ce n'est jamais « juste une blague ».</w:t>
             </w:r>
@@ -1617,7 +1617,7 @@
           </w:tcPr>
           <w:p>
             <w:pPr>
-              <w:spacing w:after="40"/>
+              <w:spacing w:after="64"/>
             </w:pPr>
             <w:r>
               <w:rPr>
@@ -1626,44 +1626,44 @@
                 <w:bCs/>
                 <w:i w:val="false"/>
                 <w:iCs w:val="false"/>
-                <w:sz w:val="18"/>
-                <w:szCs w:val="18"/>
+                <w:sz w:val="26"/>
+                <w:szCs w:val="26"/>
               </w:rPr>
               <w:t xml:space="preserve">DÉFINITION — 3018 (à compléter ensemble : qui répond ? quand ? c'est gratuit ?)</w:t>
             </w:r>
           </w:p>
           <w:p>
             <w:pPr>
-              <w:spacing w:after="50"/>
-            </w:pPr>
-            <w:r>
-              <w:rPr>
-                <w:rFonts w:ascii="Arial" w:cs="Arial" w:eastAsia="Arial" w:hAnsi="Arial"/>
-                <w:b w:val="false"/>
-                <w:bCs w:val="false"/>
-                <w:i w:val="false"/>
-                <w:iCs w:val="false"/>
-                <w:sz w:val="16"/>
-                <w:szCs w:val="16"/>
-              </w:rPr>
-              <w:t xml:space="preserve">................................................................................................................</w:t>
-            </w:r>
-          </w:p>
-          <w:p>
-            <w:pPr>
-              <w:spacing w:after="50"/>
-            </w:pPr>
-            <w:r>
-              <w:rPr>
-                <w:rFonts w:ascii="Arial" w:cs="Arial" w:eastAsia="Arial" w:hAnsi="Arial"/>
-                <w:b w:val="false"/>
-                <w:bCs w:val="false"/>
-                <w:i w:val="false"/>
-                <w:iCs w:val="false"/>
-                <w:sz w:val="16"/>
-                <w:szCs w:val="16"/>
-              </w:rPr>
-              <w:t xml:space="preserve">................................................................................................................</w:t>
+              <w:spacing w:after="80"/>
+            </w:pPr>
+            <w:r>
+              <w:rPr>
+                <w:rFonts w:ascii="Arial" w:cs="Arial" w:eastAsia="Arial" w:hAnsi="Arial"/>
+                <w:b w:val="false"/>
+                <w:bCs w:val="false"/>
+                <w:i w:val="false"/>
+                <w:iCs w:val="false"/>
+                <w:sz w:val="24"/>
+                <w:szCs w:val="24"/>
+              </w:rPr>
+              <w:t xml:space="preserve">.........................................................................</w:t>
+            </w:r>
+          </w:p>
+          <w:p>
+            <w:pPr>
+              <w:spacing w:after="80"/>
+            </w:pPr>
+            <w:r>
+              <w:rPr>
+                <w:rFonts w:ascii="Arial" w:cs="Arial" w:eastAsia="Arial" w:hAnsi="Arial"/>
+                <w:b w:val="false"/>
+                <w:bCs w:val="false"/>
+                <w:i w:val="false"/>
+                <w:iCs w:val="false"/>
+                <w:sz w:val="24"/>
+                <w:szCs w:val="24"/>
+              </w:rPr>
+              <w:t xml:space="preserve">.........................................................................</w:t>
             </w:r>
           </w:p>
         </w:tc>
@@ -1671,7 +1671,7 @@
     </w:tbl>
     <w:p>
       <w:pPr>
-        <w:spacing w:after="50"/>
+        <w:spacing w:after="80"/>
       </w:pPr>
     </w:p>
     <w:tbl>
@@ -1719,8 +1719,8 @@
                 <w:bCs/>
                 <w:i w:val="false"/>
                 <w:iCs w:val="false"/>
-                <w:sz w:val="20"/>
-                <w:szCs w:val="20"/>
+                <w:sz w:val="28"/>
+                <w:szCs w:val="28"/>
               </w:rPr>
               <w:t xml:space="preserve">PARTIE 3 — Notre affiche « 3 réflexes »  (séance en groupe)</w:t>
             </w:r>
@@ -1730,12 +1730,12 @@
     </w:tbl>
     <w:p>
       <w:pPr>
-        <w:spacing w:after="40"/>
+        <w:spacing w:after="64"/>
       </w:pPr>
     </w:p>
     <w:p>
       <w:pPr>
-        <w:spacing w:after="60"/>
+        <w:spacing w:after="96"/>
       </w:pPr>
       <w:r>
         <w:rPr>
@@ -1744,8 +1744,8 @@
           <w:bCs/>
           <w:i w:val="false"/>
           <w:iCs w:val="false"/>
-          <w:sz w:val="18"/>
-          <w:szCs w:val="18"/>
+          <w:sz w:val="26"/>
+          <w:szCs w:val="26"/>
         </w:rPr>
         <w:t xml:space="preserve">➤ </w:t>
       </w:r>
@@ -1756,15 +1756,15 @@
           <w:bCs w:val="false"/>
           <w:i w:val="false"/>
           <w:iCs w:val="false"/>
-          <w:sz w:val="18"/>
-          <w:szCs w:val="18"/>
+          <w:sz w:val="26"/>
+          <w:szCs w:val="26"/>
         </w:rPr>
         <w:t xml:space="preserve">Par Maison, réalisez une affiche numérique « 3 réflexes contre le cyberharcèlement » (traitement de texte, modèle projeté). Elle doit contenir le 3018.</w:t>
       </w:r>
     </w:p>
     <w:p>
       <w:pPr>
-        <w:spacing w:after="50"/>
+        <w:spacing w:after="80"/>
       </w:pPr>
       <w:r>
         <w:rPr>
@@ -1773,8 +1773,8 @@
           <w:bCs w:val="false"/>
           <w:i w:val="false"/>
           <w:iCs w:val="false"/>
-          <w:sz w:val="18"/>
-          <w:szCs w:val="18"/>
+          <w:sz w:val="26"/>
+          <w:szCs w:val="26"/>
         </w:rPr>
         <w:t xml:space="preserve">☐ </w:t>
       </w:r>
@@ -1785,8 +1785,8 @@
           <w:bCs w:val="false"/>
           <w:i w:val="false"/>
           <w:iCs w:val="false"/>
-          <w:sz w:val="18"/>
-          <w:szCs w:val="18"/>
+          <w:sz w:val="26"/>
+          <w:szCs w:val="26"/>
         </w:rPr>
         <w:t xml:space="preserve">Nos 3 réflexes sont clairs et positifs   </w:t>
       </w:r>
@@ -1797,8 +1797,8 @@
           <w:bCs w:val="false"/>
           <w:i w:val="false"/>
           <w:iCs w:val="false"/>
-          <w:sz w:val="18"/>
-          <w:szCs w:val="18"/>
+          <w:sz w:val="26"/>
+          <w:szCs w:val="26"/>
         </w:rPr>
         <w:t xml:space="preserve">☐ </w:t>
       </w:r>
@@ -1809,8 +1809,8 @@
           <w:bCs w:val="false"/>
           <w:i w:val="false"/>
           <w:iCs w:val="false"/>
-          <w:sz w:val="18"/>
-          <w:szCs w:val="18"/>
+          <w:sz w:val="26"/>
+          <w:szCs w:val="26"/>
         </w:rPr>
         <w:t xml:space="preserve">Le 3018 est visible   </w:t>
       </w:r>
@@ -1821,8 +1821,8 @@
           <w:bCs w:val="false"/>
           <w:i w:val="false"/>
           <w:iCs w:val="false"/>
-          <w:sz w:val="18"/>
-          <w:szCs w:val="18"/>
+          <w:sz w:val="26"/>
+          <w:szCs w:val="26"/>
         </w:rPr>
         <w:t xml:space="preserve">☐ </w:t>
       </w:r>
@@ -1833,8 +1833,8 @@
           <w:bCs w:val="false"/>
           <w:i w:val="false"/>
           <w:iCs w:val="false"/>
-          <w:sz w:val="18"/>
-          <w:szCs w:val="18"/>
+          <w:sz w:val="26"/>
+          <w:szCs w:val="26"/>
         </w:rPr>
         <w:t xml:space="preserve">Affiche enregistrée : MAISON_S4A03 ✋   </w:t>
       </w:r>
@@ -1875,7 +1875,7 @@
           </w:tcPr>
           <w:p>
             <w:pPr>
-              <w:spacing w:after="60"/>
+              <w:spacing w:after="96"/>
             </w:pPr>
             <w:r>
               <w:rPr>
@@ -1884,61 +1884,61 @@
                 <w:bCs/>
                 <w:i w:val="false"/>
                 <w:iCs w:val="false"/>
-                <w:sz w:val="20"/>
-                <w:szCs w:val="20"/>
+                <w:sz w:val="28"/>
+                <w:szCs w:val="28"/>
               </w:rPr>
               <w:t xml:space="preserve">BILAN — Ce que je retiens</w:t>
             </w:r>
           </w:p>
           <w:p>
             <w:pPr>
-              <w:spacing w:after="60"/>
-            </w:pPr>
-            <w:r>
-              <w:rPr>
-                <w:rFonts w:ascii="Arial" w:cs="Arial" w:eastAsia="Arial" w:hAnsi="Arial"/>
-                <w:b w:val="false"/>
-                <w:bCs w:val="false"/>
-                <w:i w:val="false"/>
-                <w:iCs w:val="false"/>
-                <w:sz w:val="18"/>
-                <w:szCs w:val="18"/>
-              </w:rPr>
-              <w:t xml:space="preserve">Le cyberharcèlement, c'est des attaques ...................................... avec la volonté de nuire.</w:t>
-            </w:r>
-          </w:p>
-          <w:p>
-            <w:pPr>
-              <w:spacing w:after="60"/>
-            </w:pPr>
-            <w:r>
-              <w:rPr>
-                <w:rFonts w:ascii="Arial" w:cs="Arial" w:eastAsia="Arial" w:hAnsi="Arial"/>
-                <w:b w:val="false"/>
-                <w:bCs w:val="false"/>
-                <w:i w:val="false"/>
-                <w:iCs w:val="false"/>
-                <w:sz w:val="18"/>
-                <w:szCs w:val="18"/>
-              </w:rPr>
-              <w:t xml:space="preserve">Victime ou témoin : je ne reste jamais ...................................... — j'en parle à un adulte de confiance ou au 3018.</w:t>
-            </w:r>
-          </w:p>
-          <w:p>
-            <w:pPr>
-              <w:spacing w:after="60"/>
-            </w:pPr>
-            <w:r>
-              <w:rPr>
-                <w:rFonts w:ascii="Arial" w:cs="Arial" w:eastAsia="Arial" w:hAnsi="Arial"/>
-                <w:b w:val="false"/>
-                <w:bCs w:val="false"/>
-                <w:i w:val="false"/>
-                <w:iCs w:val="false"/>
-                <w:sz w:val="18"/>
-                <w:szCs w:val="18"/>
-              </w:rPr>
-              <w:t xml:space="preserve">Garder des ...................................... (captures d'écran) permet de prouver les faits.</w:t>
+              <w:spacing w:after="96"/>
+            </w:pPr>
+            <w:r>
+              <w:rPr>
+                <w:rFonts w:ascii="Arial" w:cs="Arial" w:eastAsia="Arial" w:hAnsi="Arial"/>
+                <w:b w:val="false"/>
+                <w:bCs w:val="false"/>
+                <w:i w:val="false"/>
+                <w:iCs w:val="false"/>
+                <w:sz w:val="26"/>
+                <w:szCs w:val="26"/>
+              </w:rPr>
+              <w:t xml:space="preserve">Le cyberharcèlement, c'est des attaques ..................... avec la volonté de nuire.</w:t>
+            </w:r>
+          </w:p>
+          <w:p>
+            <w:pPr>
+              <w:spacing w:after="96"/>
+            </w:pPr>
+            <w:r>
+              <w:rPr>
+                <w:rFonts w:ascii="Arial" w:cs="Arial" w:eastAsia="Arial" w:hAnsi="Arial"/>
+                <w:b w:val="false"/>
+                <w:bCs w:val="false"/>
+                <w:i w:val="false"/>
+                <w:iCs w:val="false"/>
+                <w:sz w:val="26"/>
+                <w:szCs w:val="26"/>
+              </w:rPr>
+              <w:t xml:space="preserve">Victime ou témoin : je ne reste jamais ..................... — j'en parle à un adulte de confiance ou au 3018.</w:t>
+            </w:r>
+          </w:p>
+          <w:p>
+            <w:pPr>
+              <w:spacing w:after="96"/>
+            </w:pPr>
+            <w:r>
+              <w:rPr>
+                <w:rFonts w:ascii="Arial" w:cs="Arial" w:eastAsia="Arial" w:hAnsi="Arial"/>
+                <w:b w:val="false"/>
+                <w:bCs w:val="false"/>
+                <w:i w:val="false"/>
+                <w:iCs w:val="false"/>
+                <w:sz w:val="26"/>
+                <w:szCs w:val="26"/>
+              </w:rPr>
+              <w:t xml:space="preserve">Garder des ..................... (captures d'écran) permet de prouver les faits.</w:t>
             </w:r>
           </w:p>
         </w:tc>
@@ -1956,8 +1956,8 @@
           <w:bCs w:val="false"/>
           <w:i/>
           <w:iCs/>
-          <w:sz w:val="16"/>
-          <w:szCs w:val="16"/>
+          <w:sz w:val="24"/>
+          <w:szCs w:val="24"/>
         </w:rPr>
         <w:t xml:space="preserve">« Parler n'est pas trahir : c'est protéger. »</w:t>
       </w:r>
@@ -2110,8 +2110,8 @@
     <w:rPrDefault>
       <w:rPr>
         <w:rFonts w:ascii="Arial" w:cs="Arial" w:eastAsia="Arial" w:hAnsi="Arial"/>
-        <w:sz w:val="18"/>
-        <w:szCs w:val="18"/>
+        <w:sz w:val="24"/>
+        <w:szCs w:val="24"/>
       </w:rPr>
     </w:rPrDefault>
     <w:pPrDefault/>

--- a/public/2026/seq04/FICHE_S4-A03_Cyberharcelement_5eme.docx
+++ b/public/2026/seq04/FICHE_S4-A03_Cyberharcelement_5eme.docx
@@ -21,6 +21,9 @@
         <w:gridCol w:w="1200"/>
       </w:tblGrid>
       <w:tr>
+        <w:trPr>
+          <w:cantSplit/>
+        </w:trPr>
         <w:tc>
           <w:tcPr>
             <w:tcW w:type="dxa" w:w="1266"/>
@@ -210,6 +213,32 @@
               <w:t xml:space="preserve">ACTIVITÉ N°03</w:t>
             </w:r>
           </w:p>
+          <w:p>
+            <w:pPr>
+              <w:spacing w:after="0"/>
+            </w:pPr>
+            <w:r>
+              <w:rPr>
+                <w:rFonts w:ascii="Arial" w:cs="Arial" w:eastAsia="Arial" w:hAnsi="Arial"/>
+                <w:sz w:val="14"/>
+                <w:szCs w:val="14"/>
+              </w:rPr>
+              <w:t xml:space="preserve">NOM : ..............................</w:t>
+            </w:r>
+          </w:p>
+          <w:p>
+            <w:pPr>
+              <w:spacing w:after="0"/>
+            </w:pPr>
+            <w:r>
+              <w:rPr>
+                <w:rFonts w:ascii="Arial" w:cs="Arial" w:eastAsia="Arial" w:hAnsi="Arial"/>
+                <w:sz w:val="14"/>
+                <w:szCs w:val="14"/>
+              </w:rPr>
+              <w:t xml:space="preserve">PRÉNOM : .........................</w:t>
+            </w:r>
+          </w:p>
         </w:tc>
         <w:tc>
           <w:tcPr>
@@ -295,21 +324,22 @@
         </w:tblBorders>
       </w:tblPr>
       <w:tblGrid>
-        <w:gridCol w:w="2840"/>
-        <w:gridCol w:w="2840"/>
-        <w:gridCol w:w="1640"/>
-        <w:gridCol w:w="2040"/>
+        <w:gridCol w:w="9360"/>
       </w:tblGrid>
       <w:tr>
-        <w:tc>
-          <w:tcPr>
-            <w:tcW w:type="dxa" w:w="2840"/>
-            <w:tcBorders>
-              <w:top w:val="single" w:color="000000" w:sz="6"/>
-              <w:left w:val="single" w:color="000000" w:sz="6"/>
-              <w:bottom w:val="single" w:color="000000" w:sz="6"/>
-              <w:right w:val="single" w:color="000000" w:sz="6"/>
-            </w:tcBorders>
+        <w:trPr>
+          <w:cantSplit/>
+        </w:trPr>
+        <w:tc>
+          <w:tcPr>
+            <w:tcW w:type="dxa" w:w="9360"/>
+            <w:tcBorders>
+              <w:top w:val="single" w:color="000000" w:sz="6"/>
+              <w:left w:val="single" w:color="000000" w:sz="6"/>
+              <w:bottom w:val="single" w:color="000000" w:sz="6"/>
+              <w:right w:val="single" w:color="000000" w:sz="6"/>
+            </w:tcBorders>
+            <w:shd w:fill="D9D9D9" w:val="clear"/>
             <w:tcMar>
               <w:top w:type="dxa" w:w="40"/>
               <w:left w:type="dxa" w:w="80"/>
@@ -320,7 +350,10 @@
           </w:tcPr>
           <w:p>
             <w:pPr>
-              <w:spacing w:after="0"/>
+              <w:keepNext/>
+              <w:keepLines/>
+              <w:spacing w:after="0"/>
+              <w:jc w:val="center"/>
             </w:pPr>
             <w:r>
               <w:rPr>
@@ -329,163 +362,10 @@
                 <w:bCs/>
                 <w:i w:val="false"/>
                 <w:iCs w:val="false"/>
-                <w:sz w:val="24"/>
-                <w:szCs w:val="24"/>
-              </w:rPr>
-              <w:t xml:space="preserve">Nom : </w:t>
-            </w:r>
-            <w:r>
-              <w:rPr>
-                <w:rFonts w:ascii="Arial" w:cs="Arial" w:eastAsia="Arial" w:hAnsi="Arial"/>
-                <w:b w:val="false"/>
-                <w:bCs w:val="false"/>
-                <w:i w:val="false"/>
-                <w:iCs w:val="false"/>
-                <w:sz w:val="24"/>
-                <w:szCs w:val="24"/>
-              </w:rPr>
-              <w:t xml:space="preserve">...................</w:t>
-            </w:r>
-          </w:p>
-        </w:tc>
-        <w:tc>
-          <w:tcPr>
-            <w:tcW w:type="dxa" w:w="2840"/>
-            <w:tcBorders>
-              <w:top w:val="single" w:color="000000" w:sz="6"/>
-              <w:left w:val="single" w:color="000000" w:sz="6"/>
-              <w:bottom w:val="single" w:color="000000" w:sz="6"/>
-              <w:right w:val="single" w:color="000000" w:sz="6"/>
-            </w:tcBorders>
-            <w:tcMar>
-              <w:top w:type="dxa" w:w="40"/>
-              <w:left w:type="dxa" w:w="80"/>
-              <w:bottom w:type="dxa" w:w="40"/>
-              <w:right w:type="dxa" w:w="80"/>
-            </w:tcMar>
-            <w:vAlign w:val="center"/>
-          </w:tcPr>
-          <w:p>
-            <w:pPr>
-              <w:spacing w:after="0"/>
-            </w:pPr>
-            <w:r>
-              <w:rPr>
-                <w:rFonts w:ascii="Arial" w:cs="Arial" w:eastAsia="Arial" w:hAnsi="Arial"/>
-                <w:b/>
-                <w:bCs/>
-                <w:i w:val="false"/>
-                <w:iCs w:val="false"/>
-                <w:sz w:val="24"/>
-                <w:szCs w:val="24"/>
-              </w:rPr>
-              <w:t xml:space="preserve">Prénom : </w:t>
-            </w:r>
-            <w:r>
-              <w:rPr>
-                <w:rFonts w:ascii="Arial" w:cs="Arial" w:eastAsia="Arial" w:hAnsi="Arial"/>
-                <w:b w:val="false"/>
-                <w:bCs w:val="false"/>
-                <w:i w:val="false"/>
-                <w:iCs w:val="false"/>
-                <w:sz w:val="24"/>
-                <w:szCs w:val="24"/>
-              </w:rPr>
-              <w:t xml:space="preserve">................</w:t>
-            </w:r>
-          </w:p>
-        </w:tc>
-        <w:tc>
-          <w:tcPr>
-            <w:tcW w:type="dxa" w:w="1640"/>
-            <w:tcBorders>
-              <w:top w:val="single" w:color="000000" w:sz="6"/>
-              <w:left w:val="single" w:color="000000" w:sz="6"/>
-              <w:bottom w:val="single" w:color="000000" w:sz="6"/>
-              <w:right w:val="single" w:color="000000" w:sz="6"/>
-            </w:tcBorders>
-            <w:tcMar>
-              <w:top w:type="dxa" w:w="40"/>
-              <w:left w:type="dxa" w:w="80"/>
-              <w:bottom w:type="dxa" w:w="40"/>
-              <w:right w:type="dxa" w:w="80"/>
-            </w:tcMar>
-            <w:vAlign w:val="center"/>
-          </w:tcPr>
-          <w:p>
-            <w:pPr>
-              <w:spacing w:after="0"/>
-            </w:pPr>
-            <w:r>
-              <w:rPr>
-                <w:rFonts w:ascii="Arial" w:cs="Arial" w:eastAsia="Arial" w:hAnsi="Arial"/>
-                <w:b/>
-                <w:bCs/>
-                <w:i w:val="false"/>
-                <w:iCs w:val="false"/>
-                <w:sz w:val="24"/>
-                <w:szCs w:val="24"/>
-              </w:rPr>
-              <w:t xml:space="preserve">Classe : </w:t>
-            </w:r>
-            <w:r>
-              <w:rPr>
-                <w:rFonts w:ascii="Arial" w:cs="Arial" w:eastAsia="Arial" w:hAnsi="Arial"/>
-                <w:b w:val="false"/>
-                <w:bCs w:val="false"/>
-                <w:i w:val="false"/>
-                <w:iCs w:val="false"/>
-                <w:sz w:val="24"/>
-                <w:szCs w:val="24"/>
-              </w:rPr>
-              <w:t xml:space="preserve">......</w:t>
-            </w:r>
-          </w:p>
-        </w:tc>
-        <w:tc>
-          <w:tcPr>
-            <w:tcW w:type="dxa" w:w="2040"/>
-            <w:tcBorders>
-              <w:top w:val="single" w:color="000000" w:sz="6"/>
-              <w:left w:val="single" w:color="000000" w:sz="6"/>
-              <w:bottom w:val="single" w:color="000000" w:sz="6"/>
-              <w:right w:val="single" w:color="000000" w:sz="6"/>
-            </w:tcBorders>
-            <w:tcMar>
-              <w:top w:type="dxa" w:w="40"/>
-              <w:left w:type="dxa" w:w="80"/>
-              <w:bottom w:type="dxa" w:w="40"/>
-              <w:right w:type="dxa" w:w="80"/>
-            </w:tcMar>
-            <w:vAlign w:val="center"/>
-          </w:tcPr>
-          <w:p>
-            <w:pPr>
-              <w:spacing w:after="0"/>
-            </w:pPr>
-            <w:r>
-              <w:rPr>
-                <w:rFonts w:ascii="Arial" w:cs="Arial" w:eastAsia="Arial" w:hAnsi="Arial"/>
-                <w:b/>
-                <w:bCs/>
-                <w:i w:val="false"/>
-                <w:iCs w:val="false"/>
-                <w:sz w:val="24"/>
-                <w:szCs w:val="24"/>
-              </w:rPr>
-              <w:t xml:space="preserve">Maison : </w:t>
-            </w:r>
-            <w:r>
-              <w:rPr>
-                <w:rFonts w:ascii="Arial" w:cs="Arial" w:eastAsia="Arial" w:hAnsi="Arial"/>
-                <w:b w:val="false"/>
-                <w:bCs w:val="false"/>
-                <w:i w:val="false"/>
-                <w:iCs w:val="false"/>
-                <w:sz w:val="24"/>
-                <w:szCs w:val="24"/>
-              </w:rPr>
-              <w:t xml:space="preserve">......</w:t>
+                <w:sz w:val="32"/>
+                <w:szCs w:val="32"/>
+              </w:rPr>
+              <w:t xml:space="preserve">CYBERHARCÈLEMENT : RECONNAÎTRE ET RÉAGIR</w:t>
             </w:r>
           </w:p>
         </w:tc>
@@ -493,6 +373,8 @@
     </w:tbl>
     <w:p>
       <w:pPr>
+        <w:keepNext/>
+        <w:keepLines/>
         <w:spacing w:after="128"/>
       </w:pPr>
     </w:p>
@@ -512,66 +394,9 @@
         <w:gridCol w:w="9360"/>
       </w:tblGrid>
       <w:tr>
-        <w:tc>
-          <w:tcPr>
-            <w:tcW w:type="dxa" w:w="9360"/>
-            <w:tcBorders>
-              <w:top w:val="single" w:color="000000" w:sz="6"/>
-              <w:left w:val="single" w:color="000000" w:sz="6"/>
-              <w:bottom w:val="single" w:color="000000" w:sz="6"/>
-              <w:right w:val="single" w:color="000000" w:sz="6"/>
-            </w:tcBorders>
-            <w:shd w:fill="D9D9D9" w:val="clear"/>
-            <w:tcMar>
-              <w:top w:type="dxa" w:w="40"/>
-              <w:left w:type="dxa" w:w="80"/>
-              <w:bottom w:type="dxa" w:w="40"/>
-              <w:right w:type="dxa" w:w="80"/>
-            </w:tcMar>
-            <w:vAlign w:val="center"/>
-          </w:tcPr>
-          <w:p>
-            <w:pPr>
-              <w:spacing w:after="0"/>
-              <w:jc w:val="center"/>
-            </w:pPr>
-            <w:r>
-              <w:rPr>
-                <w:rFonts w:ascii="Arial" w:cs="Arial" w:eastAsia="Arial" w:hAnsi="Arial"/>
-                <w:b/>
-                <w:bCs/>
-                <w:i w:val="false"/>
-                <w:iCs w:val="false"/>
-                <w:sz w:val="32"/>
-                <w:szCs w:val="32"/>
-              </w:rPr>
-              <w:t xml:space="preserve">CYBERHARCÈLEMENT : RECONNAÎTRE ET RÉAGIR</w:t>
-            </w:r>
-          </w:p>
-        </w:tc>
-      </w:tr>
-    </w:tbl>
-    <w:p>
-      <w:pPr>
-        <w:spacing w:after="128"/>
-      </w:pPr>
-    </w:p>
-    <w:tbl>
-      <w:tblPr>
-        <w:tblW w:type="dxa" w:w="9360"/>
-        <w:tblBorders>
-          <w:top w:val="single" w:color="auto" w:sz="4"/>
-          <w:left w:val="single" w:color="auto" w:sz="4"/>
-          <w:bottom w:val="single" w:color="auto" w:sz="4"/>
-          <w:right w:val="single" w:color="auto" w:sz="4"/>
-          <w:insideH w:val="single" w:color="auto" w:sz="4"/>
-          <w:insideV w:val="single" w:color="auto" w:sz="4"/>
-        </w:tblBorders>
-      </w:tblPr>
-      <w:tblGrid>
-        <w:gridCol w:w="9360"/>
-      </w:tblGrid>
-      <w:tr>
+        <w:trPr>
+          <w:cantSplit/>
+        </w:trPr>
         <w:tc>
           <w:tcPr>
             <w:tcW w:type="dxa" w:w="9360"/>
@@ -591,6 +416,8 @@
           </w:tcPr>
           <w:p>
             <w:pPr>
+              <w:keepNext/>
+              <w:keepLines/>
               <w:spacing w:after="48"/>
             </w:pPr>
             <w:r>
@@ -608,6 +435,8 @@
           </w:p>
           <w:p>
             <w:pPr>
+              <w:keepNext/>
+              <w:keepLines/>
               <w:spacing w:after="0"/>
             </w:pPr>
             <w:r>
@@ -628,70 +457,35 @@
     </w:tbl>
     <w:p>
       <w:pPr>
-        <w:spacing w:after="128"/>
-      </w:pPr>
-    </w:p>
-    <w:tbl>
-      <w:tblPr>
-        <w:tblW w:type="dxa" w:w="9360"/>
-        <w:tblBorders>
-          <w:top w:val="single" w:color="auto" w:sz="4"/>
-          <w:left w:val="single" w:color="auto" w:sz="4"/>
-          <w:bottom w:val="single" w:color="auto" w:sz="4"/>
-          <w:right w:val="single" w:color="auto" w:sz="4"/>
-          <w:insideH w:val="single" w:color="auto" w:sz="4"/>
-          <w:insideV w:val="single" w:color="auto" w:sz="4"/>
-        </w:tblBorders>
-      </w:tblPr>
-      <w:tblGrid>
-        <w:gridCol w:w="9360"/>
-      </w:tblGrid>
-      <w:tr>
-        <w:tc>
-          <w:tcPr>
-            <w:tcW w:type="dxa" w:w="9360"/>
-            <w:tcBorders>
-              <w:top w:val="single" w:color="000000" w:sz="6"/>
-              <w:left w:val="single" w:color="000000" w:sz="6"/>
-              <w:bottom w:val="single" w:color="000000" w:sz="6"/>
-              <w:right w:val="single" w:color="000000" w:sz="6"/>
-            </w:tcBorders>
-            <w:shd w:fill="D9D9D9" w:val="clear"/>
-            <w:tcMar>
-              <w:top w:type="dxa" w:w="40"/>
-              <w:left w:type="dxa" w:w="80"/>
-              <w:bottom w:type="dxa" w:w="40"/>
-              <w:right w:type="dxa" w:w="80"/>
-            </w:tcMar>
-            <w:vAlign w:val="center"/>
-          </w:tcPr>
-          <w:p>
-            <w:pPr>
-              <w:spacing w:after="0"/>
-            </w:pPr>
-            <w:r>
-              <w:rPr>
-                <w:rFonts w:ascii="Arial" w:cs="Arial" w:eastAsia="Arial" w:hAnsi="Arial"/>
-                <w:b/>
-                <w:bCs/>
-                <w:i w:val="false"/>
-                <w:iCs w:val="false"/>
-                <w:sz w:val="28"/>
-                <w:szCs w:val="28"/>
-              </w:rPr>
-              <w:t xml:space="preserve">PARTIE 1 — Harcèlement ou pas ?</w:t>
-            </w:r>
-          </w:p>
-        </w:tc>
-      </w:tr>
-    </w:tbl>
-    <w:p>
-      <w:pPr>
-        <w:spacing w:after="64"/>
-      </w:pPr>
+        <w:keepNext/>
+        <w:keepLines/>
+        <w:pBdr>
+          <w:top w:val="single" w:color="000000" w:sz="6" w:space="4"/>
+          <w:left w:val="single" w:color="000000" w:sz="6" w:space="4"/>
+          <w:bottom w:val="single" w:color="000000" w:sz="6" w:space="4"/>
+          <w:right w:val="single" w:color="000000" w:sz="6" w:space="4"/>
+        </w:pBdr>
+        <w:shd w:val="clear" w:color="auto" w:fill="D9D9D9"/>
+        <w:spacing w:before="150" w:after="130"/>
+        <w:ind w:left="0" w:right="1106"/>
+      </w:pPr>
+      <w:r>
+        <w:rPr>
+          <w:rFonts w:ascii="Arial" w:cs="Arial" w:eastAsia="Arial" w:hAnsi="Arial"/>
+          <w:b/>
+          <w:bCs/>
+          <w:i w:val="false"/>
+          <w:iCs w:val="false"/>
+          <w:sz w:val="28"/>
+          <w:szCs w:val="28"/>
+        </w:rPr>
+        <w:t xml:space="preserve">PARTIE 1 — Harcèlement ou pas ?</w:t>
+      </w:r>
     </w:p>
     <w:p>
       <w:pPr>
+        <w:keepNext/>
+        <w:keepLines/>
         <w:spacing w:after="96"/>
       </w:pPr>
       <w:r>
@@ -736,6 +530,9 @@
         <w:gridCol w:w="1760"/>
       </w:tblGrid>
       <w:tr>
+        <w:trPr>
+          <w:cantSplit/>
+        </w:trPr>
         <w:tc>
           <w:tcPr>
             <w:tcW w:type="dxa" w:w="7600"/>
@@ -756,6 +553,8 @@
           </w:tcPr>
           <w:p>
             <w:pPr>
+              <w:keepNext/>
+              <w:keepLines/>
               <w:spacing w:after="0"/>
             </w:pPr>
             <w:r>
@@ -792,6 +591,8 @@
           </w:tcPr>
           <w:p>
             <w:pPr>
+              <w:keepNext/>
+              <w:keepLines/>
               <w:spacing w:after="0"/>
             </w:pPr>
             <w:r>
@@ -810,6 +611,9 @@
         </w:tc>
       </w:tr>
       <w:tr>
+        <w:trPr>
+          <w:cantSplit/>
+        </w:trPr>
         <w:tc>
           <w:tcPr>
             <w:tcW w:type="dxa" w:w="7600"/>
@@ -829,6 +633,8 @@
           </w:tcPr>
           <w:p>
             <w:pPr>
+              <w:keepNext/>
+              <w:keepLines/>
               <w:spacing w:after="0"/>
             </w:pPr>
             <w:r>
@@ -864,6 +670,8 @@
           </w:tcPr>
           <w:p>
             <w:pPr>
+              <w:keepNext/>
+              <w:keepLines/>
               <w:spacing w:after="0"/>
             </w:pPr>
             <w:r>
@@ -882,6 +690,9 @@
         </w:tc>
       </w:tr>
       <w:tr>
+        <w:trPr>
+          <w:cantSplit/>
+        </w:trPr>
         <w:tc>
           <w:tcPr>
             <w:tcW w:type="dxa" w:w="7600"/>
@@ -901,6 +712,8 @@
           </w:tcPr>
           <w:p>
             <w:pPr>
+              <w:keepNext/>
+              <w:keepLines/>
               <w:spacing w:after="0"/>
             </w:pPr>
             <w:r>
@@ -936,6 +749,8 @@
           </w:tcPr>
           <w:p>
             <w:pPr>
+              <w:keepNext/>
+              <w:keepLines/>
               <w:spacing w:after="0"/>
             </w:pPr>
             <w:r>
@@ -954,6 +769,9 @@
         </w:tc>
       </w:tr>
       <w:tr>
+        <w:trPr>
+          <w:cantSplit/>
+        </w:trPr>
         <w:tc>
           <w:tcPr>
             <w:tcW w:type="dxa" w:w="7600"/>
@@ -973,6 +791,8 @@
           </w:tcPr>
           <w:p>
             <w:pPr>
+              <w:keepNext/>
+              <w:keepLines/>
               <w:spacing w:after="0"/>
             </w:pPr>
             <w:r>
@@ -1008,6 +828,8 @@
           </w:tcPr>
           <w:p>
             <w:pPr>
+              <w:keepNext/>
+              <w:keepLines/>
               <w:spacing w:after="0"/>
             </w:pPr>
             <w:r>
@@ -1026,6 +848,9 @@
         </w:tc>
       </w:tr>
       <w:tr>
+        <w:trPr>
+          <w:cantSplit/>
+        </w:trPr>
         <w:tc>
           <w:tcPr>
             <w:tcW w:type="dxa" w:w="7600"/>
@@ -1045,6 +870,8 @@
           </w:tcPr>
           <w:p>
             <w:pPr>
+              <w:keepNext/>
+              <w:keepLines/>
               <w:spacing w:after="0"/>
             </w:pPr>
             <w:r>
@@ -1080,6 +907,8 @@
           </w:tcPr>
           <w:p>
             <w:pPr>
+              <w:keepNext/>
+              <w:keepLines/>
               <w:spacing w:after="0"/>
             </w:pPr>
             <w:r>
@@ -1098,6 +927,9 @@
         </w:tc>
       </w:tr>
       <w:tr>
+        <w:trPr>
+          <w:cantSplit/>
+        </w:trPr>
         <w:tc>
           <w:tcPr>
             <w:tcW w:type="dxa" w:w="7600"/>
@@ -1187,67 +1019,37 @@
         <w:t xml:space="preserve">1a. Souligne dans les situations cochées OUI les mots qui montrent la RÉPÉTITION.</w:t>
       </w:r>
     </w:p>
-    <w:tbl>
-      <w:tblPr>
-        <w:tblW w:type="dxa" w:w="9360"/>
-        <w:tblBorders>
-          <w:top w:val="single" w:color="auto" w:sz="4"/>
-          <w:left w:val="single" w:color="auto" w:sz="4"/>
-          <w:bottom w:val="single" w:color="auto" w:sz="4"/>
-          <w:right w:val="single" w:color="auto" w:sz="4"/>
-          <w:insideH w:val="single" w:color="auto" w:sz="4"/>
-          <w:insideV w:val="single" w:color="auto" w:sz="4"/>
-        </w:tblBorders>
-      </w:tblPr>
-      <w:tblGrid>
-        <w:gridCol w:w="9360"/>
-      </w:tblGrid>
-      <w:tr>
-        <w:tc>
-          <w:tcPr>
-            <w:tcW w:type="dxa" w:w="9360"/>
-            <w:tcBorders>
-              <w:top w:val="single" w:color="000000" w:sz="6"/>
-              <w:left w:val="single" w:color="000000" w:sz="6"/>
-              <w:bottom w:val="single" w:color="000000" w:sz="6"/>
-              <w:right w:val="single" w:color="000000" w:sz="6"/>
-            </w:tcBorders>
-            <w:shd w:fill="D9D9D9" w:val="clear"/>
-            <w:tcMar>
-              <w:top w:type="dxa" w:w="40"/>
-              <w:left w:type="dxa" w:w="80"/>
-              <w:bottom w:type="dxa" w:w="40"/>
-              <w:right w:type="dxa" w:w="80"/>
-            </w:tcMar>
-            <w:vAlign w:val="center"/>
-          </w:tcPr>
-          <w:p>
-            <w:pPr>
-              <w:spacing w:after="0"/>
-            </w:pPr>
-            <w:r>
-              <w:rPr>
-                <w:rFonts w:ascii="Arial" w:cs="Arial" w:eastAsia="Arial" w:hAnsi="Arial"/>
-                <w:b/>
-                <w:bCs/>
-                <w:i w:val="false"/>
-                <w:iCs w:val="false"/>
-                <w:sz w:val="28"/>
-                <w:szCs w:val="28"/>
-              </w:rPr>
-              <w:t xml:space="preserve">PARTIE 2 — Les bons réflexes de chacun</w:t>
-            </w:r>
-          </w:p>
-        </w:tc>
-      </w:tr>
-    </w:tbl>
     <w:p>
       <w:pPr>
-        <w:spacing w:after="64"/>
-      </w:pPr>
+        <w:keepNext/>
+        <w:keepLines/>
+        <w:pBdr>
+          <w:top w:val="single" w:color="000000" w:sz="6" w:space="4"/>
+          <w:left w:val="single" w:color="000000" w:sz="6" w:space="4"/>
+          <w:bottom w:val="single" w:color="000000" w:sz="6" w:space="4"/>
+          <w:right w:val="single" w:color="000000" w:sz="6" w:space="4"/>
+        </w:pBdr>
+        <w:shd w:val="clear" w:color="auto" w:fill="D9D9D9"/>
+        <w:spacing w:before="150" w:after="130"/>
+        <w:ind w:left="0" w:right="1106"/>
+      </w:pPr>
+      <w:r>
+        <w:rPr>
+          <w:rFonts w:ascii="Arial" w:cs="Arial" w:eastAsia="Arial" w:hAnsi="Arial"/>
+          <w:b/>
+          <w:bCs/>
+          <w:i w:val="false"/>
+          <w:iCs w:val="false"/>
+          <w:sz w:val="28"/>
+          <w:szCs w:val="28"/>
+        </w:rPr>
+        <w:t xml:space="preserve">PARTIE 2 — Les bons réflexes de chacun</w:t>
+      </w:r>
     </w:p>
     <w:p>
       <w:pPr>
+        <w:keepNext/>
+        <w:keepLines/>
         <w:spacing w:after="96"/>
       </w:pPr>
       <w:r>
@@ -1292,6 +1094,9 @@
         <w:gridCol w:w="6160"/>
       </w:tblGrid>
       <w:tr>
+        <w:trPr>
+          <w:cantSplit/>
+        </w:trPr>
         <w:tc>
           <w:tcPr>
             <w:tcW w:type="dxa" w:w="3200"/>
@@ -1312,6 +1117,8 @@
           </w:tcPr>
           <w:p>
             <w:pPr>
+              <w:keepNext/>
+              <w:keepLines/>
               <w:spacing w:after="0"/>
             </w:pPr>
             <w:r>
@@ -1348,6 +1155,8 @@
           </w:tcPr>
           <w:p>
             <w:pPr>
+              <w:keepNext/>
+              <w:keepLines/>
               <w:spacing w:after="0"/>
             </w:pPr>
             <w:r>
@@ -1366,6 +1175,9 @@
         </w:tc>
       </w:tr>
       <w:tr>
+        <w:trPr>
+          <w:cantSplit/>
+        </w:trPr>
         <w:tc>
           <w:tcPr>
             <w:tcW w:type="dxa" w:w="3200"/>
@@ -1385,6 +1197,8 @@
           </w:tcPr>
           <w:p>
             <w:pPr>
+              <w:keepNext/>
+              <w:keepLines/>
               <w:spacing w:after="0"/>
             </w:pPr>
             <w:r>
@@ -1420,6 +1234,8 @@
           </w:tcPr>
           <w:p>
             <w:pPr>
+              <w:keepNext/>
+              <w:keepLines/>
               <w:spacing w:after="0"/>
             </w:pPr>
             <w:r>
@@ -1438,6 +1254,9 @@
         </w:tc>
       </w:tr>
       <w:tr>
+        <w:trPr>
+          <w:cantSplit/>
+        </w:trPr>
         <w:tc>
           <w:tcPr>
             <w:tcW w:type="dxa" w:w="3200"/>
@@ -1457,6 +1276,8 @@
           </w:tcPr>
           <w:p>
             <w:pPr>
+              <w:keepNext/>
+              <w:keepLines/>
               <w:spacing w:after="0"/>
             </w:pPr>
             <w:r>
@@ -1492,6 +1313,8 @@
           </w:tcPr>
           <w:p>
             <w:pPr>
+              <w:keepNext/>
+              <w:keepLines/>
               <w:spacing w:after="0"/>
             </w:pPr>
             <w:r>
@@ -1510,6 +1333,9 @@
         </w:tc>
       </w:tr>
       <w:tr>
+        <w:trPr>
+          <w:cantSplit/>
+        </w:trPr>
         <w:tc>
           <w:tcPr>
             <w:tcW w:type="dxa" w:w="3200"/>
@@ -1598,6 +1424,9 @@
         <w:gridCol w:w="9360"/>
       </w:tblGrid>
       <w:tr>
+        <w:trPr>
+          <w:cantSplit/>
+        </w:trPr>
         <w:tc>
           <w:tcPr>
             <w:tcW w:type="dxa" w:w="9360"/>
@@ -1617,6 +1446,8 @@
           </w:tcPr>
           <w:p>
             <w:pPr>
+              <w:keepNext/>
+              <w:keepLines/>
               <w:spacing w:after="64"/>
             </w:pPr>
             <w:r>
@@ -1634,6 +1465,8 @@
           </w:p>
           <w:p>
             <w:pPr>
+              <w:keepNext/>
+              <w:keepLines/>
               <w:spacing w:after="80"/>
             </w:pPr>
             <w:r>
@@ -1651,6 +1484,8 @@
           </w:p>
           <w:p>
             <w:pPr>
+              <w:keepNext/>
+              <w:keepLines/>
               <w:spacing w:after="80"/>
             </w:pPr>
             <w:r>
@@ -1671,70 +1506,35 @@
     </w:tbl>
     <w:p>
       <w:pPr>
-        <w:spacing w:after="80"/>
-      </w:pPr>
-    </w:p>
-    <w:tbl>
-      <w:tblPr>
-        <w:tblW w:type="dxa" w:w="9360"/>
-        <w:tblBorders>
-          <w:top w:val="single" w:color="auto" w:sz="4"/>
-          <w:left w:val="single" w:color="auto" w:sz="4"/>
-          <w:bottom w:val="single" w:color="auto" w:sz="4"/>
-          <w:right w:val="single" w:color="auto" w:sz="4"/>
-          <w:insideH w:val="single" w:color="auto" w:sz="4"/>
-          <w:insideV w:val="single" w:color="auto" w:sz="4"/>
-        </w:tblBorders>
-      </w:tblPr>
-      <w:tblGrid>
-        <w:gridCol w:w="9360"/>
-      </w:tblGrid>
-      <w:tr>
-        <w:tc>
-          <w:tcPr>
-            <w:tcW w:type="dxa" w:w="9360"/>
-            <w:tcBorders>
-              <w:top w:val="single" w:color="000000" w:sz="6"/>
-              <w:left w:val="single" w:color="000000" w:sz="6"/>
-              <w:bottom w:val="single" w:color="000000" w:sz="6"/>
-              <w:right w:val="single" w:color="000000" w:sz="6"/>
-            </w:tcBorders>
-            <w:shd w:fill="D9D9D9" w:val="clear"/>
-            <w:tcMar>
-              <w:top w:type="dxa" w:w="40"/>
-              <w:left w:type="dxa" w:w="80"/>
-              <w:bottom w:type="dxa" w:w="40"/>
-              <w:right w:type="dxa" w:w="80"/>
-            </w:tcMar>
-            <w:vAlign w:val="center"/>
-          </w:tcPr>
-          <w:p>
-            <w:pPr>
-              <w:spacing w:after="0"/>
-            </w:pPr>
-            <w:r>
-              <w:rPr>
-                <w:rFonts w:ascii="Arial" w:cs="Arial" w:eastAsia="Arial" w:hAnsi="Arial"/>
-                <w:b/>
-                <w:bCs/>
-                <w:i w:val="false"/>
-                <w:iCs w:val="false"/>
-                <w:sz w:val="28"/>
-                <w:szCs w:val="28"/>
-              </w:rPr>
-              <w:t xml:space="preserve">PARTIE 3 — Notre affiche « 3 réflexes »  (séance en groupe)</w:t>
-            </w:r>
-          </w:p>
-        </w:tc>
-      </w:tr>
-    </w:tbl>
-    <w:p>
-      <w:pPr>
-        <w:spacing w:after="64"/>
-      </w:pPr>
+        <w:keepNext/>
+        <w:keepLines/>
+        <w:pBdr>
+          <w:top w:val="single" w:color="000000" w:sz="6" w:space="4"/>
+          <w:left w:val="single" w:color="000000" w:sz="6" w:space="4"/>
+          <w:bottom w:val="single" w:color="000000" w:sz="6" w:space="4"/>
+          <w:right w:val="single" w:color="000000" w:sz="6" w:space="4"/>
+        </w:pBdr>
+        <w:shd w:val="clear" w:color="auto" w:fill="D9D9D9"/>
+        <w:spacing w:before="150" w:after="130"/>
+        <w:ind w:left="0" w:right="1106"/>
+      </w:pPr>
+      <w:r>
+        <w:rPr>
+          <w:rFonts w:ascii="Arial" w:cs="Arial" w:eastAsia="Arial" w:hAnsi="Arial"/>
+          <w:b/>
+          <w:bCs/>
+          <w:i w:val="false"/>
+          <w:iCs w:val="false"/>
+          <w:sz w:val="28"/>
+          <w:szCs w:val="28"/>
+        </w:rPr>
+        <w:t xml:space="preserve">PARTIE 3 — Notre affiche « 3 réflexes »  (séance en groupe)</w:t>
+      </w:r>
     </w:p>
     <w:p>
       <w:pPr>
+        <w:keepNext/>
+        <w:keepLines/>
         <w:spacing w:after="96"/>
       </w:pPr>
       <w:r>
@@ -1855,6 +1655,9 @@
         <w:gridCol w:w="9360"/>
       </w:tblGrid>
       <w:tr>
+        <w:trPr>
+          <w:cantSplit/>
+        </w:trPr>
         <w:tc>
           <w:tcPr>
             <w:tcW w:type="dxa" w:w="9360"/>

--- a/public/2026/seq04/FICHE_S4-A03_Cyberharcelement_5eme.docx
+++ b/public/2026/seq04/FICHE_S4-A03_Cyberharcelement_5eme.docx
@@ -1074,7 +1074,7 @@
           <w:sz w:val="26"/>
           <w:szCs w:val="26"/>
         </w:rPr>
-        <w:t xml:space="preserve">Relie chaque personne à SES bons réflexes (plusieurs flèches possibles).</w:t>
+        <w:t xml:space="preserve">Lis les réflexes de chaque rôle, puis entoure celui qui te paraît le plus difficile à faire dans la vraie vie.</w:t>
       </w:r>
     </w:p>
     <w:tbl>

--- a/public/2026/seq04/FICHE_S4-A03_Cyberharcelement_5eme.docx
+++ b/public/2026/seq04/FICHE_S4-A03_Cyberharcelement_5eme.docx
@@ -211,32 +211,6 @@
                 <w:szCs w:val="15"/>
               </w:rPr>
               <w:t xml:space="preserve">ACTIVITÉ N°03</w:t>
-            </w:r>
-          </w:p>
-          <w:p>
-            <w:pPr>
-              <w:spacing w:after="0"/>
-            </w:pPr>
-            <w:r>
-              <w:rPr>
-                <w:rFonts w:ascii="Arial" w:cs="Arial" w:eastAsia="Arial" w:hAnsi="Arial"/>
-                <w:sz w:val="14"/>
-                <w:szCs w:val="14"/>
-              </w:rPr>
-              <w:t xml:space="preserve">NOM : ..............................</w:t>
-            </w:r>
-          </w:p>
-          <w:p>
-            <w:pPr>
-              <w:spacing w:after="0"/>
-            </w:pPr>
-            <w:r>
-              <w:rPr>
-                <w:rFonts w:ascii="Arial" w:cs="Arial" w:eastAsia="Arial" w:hAnsi="Arial"/>
-                <w:sz w:val="14"/>
-                <w:szCs w:val="14"/>
-              </w:rPr>
-              <w:t xml:space="preserve">PRÉNOM : .........................</w:t>
             </w:r>
           </w:p>
         </w:tc>

--- a/public/2026/seq04/FICHE_S4-A03_Cyberharcelement_5eme.docx
+++ b/public/2026/seq04/FICHE_S4-A03_Cyberharcelement_5eme.docx
@@ -1441,38 +1441,38 @@
             <w:pPr>
               <w:keepNext/>
               <w:keepLines/>
-              <w:spacing w:after="80"/>
-            </w:pPr>
-            <w:r>
-              <w:rPr>
-                <w:rFonts w:ascii="Arial" w:cs="Arial" w:eastAsia="Arial" w:hAnsi="Arial"/>
-                <w:b w:val="false"/>
-                <w:bCs w:val="false"/>
-                <w:i w:val="false"/>
-                <w:iCs w:val="false"/>
-                <w:sz w:val="24"/>
-                <w:szCs w:val="24"/>
-              </w:rPr>
-              <w:t xml:space="preserve">.........................................................................</w:t>
-            </w:r>
-          </w:p>
-          <w:p>
-            <w:pPr>
-              <w:keepNext/>
-              <w:keepLines/>
-              <w:spacing w:after="80"/>
-            </w:pPr>
-            <w:r>
-              <w:rPr>
-                <w:rFonts w:ascii="Arial" w:cs="Arial" w:eastAsia="Arial" w:hAnsi="Arial"/>
-                <w:b w:val="false"/>
-                <w:bCs w:val="false"/>
-                <w:i w:val="false"/>
-                <w:iCs w:val="false"/>
-                <w:sz w:val="24"/>
-                <w:szCs w:val="24"/>
-              </w:rPr>
-              <w:t xml:space="preserve">.........................................................................</w:t>
+              <w:spacing w:after="230"/>
+            </w:pPr>
+            <w:r>
+              <w:rPr>
+                <w:rFonts w:ascii="Arial" w:cs="Arial" w:eastAsia="Arial" w:hAnsi="Arial"/>
+                <w:b w:val="false"/>
+                <w:bCs w:val="false"/>
+                <w:i w:val="false"/>
+                <w:iCs w:val="false"/>
+                <w:sz w:val="24"/>
+                <w:szCs w:val="24"/>
+              </w:rPr>
+              <w:t xml:space="preserve">......................................................................................................................................................</w:t>
+            </w:r>
+          </w:p>
+          <w:p>
+            <w:pPr>
+              <w:keepNext/>
+              <w:keepLines/>
+              <w:spacing w:after="230"/>
+            </w:pPr>
+            <w:r>
+              <w:rPr>
+                <w:rFonts w:ascii="Arial" w:cs="Arial" w:eastAsia="Arial" w:hAnsi="Arial"/>
+                <w:b w:val="false"/>
+                <w:bCs w:val="false"/>
+                <w:i w:val="false"/>
+                <w:iCs w:val="false"/>
+                <w:sz w:val="24"/>
+                <w:szCs w:val="24"/>
+              </w:rPr>
+              <w:t xml:space="preserve">......................................................................................................................................................</w:t>
             </w:r>
           </w:p>
         </w:tc>

--- a/public/2026/seq04/FICHE_S4-A03_Cyberharcelement_5eme.docx
+++ b/public/2026/seq04/FICHE_S4-A03_Cyberharcelement_5eme.docx
@@ -348,6 +348,30 @@
     <w:p>
       <w:pPr>
         <w:keepNext/>
+        <w:spacing w:after="128"/>
+      </w:pPr>
+      <w:r>
+        <w:rPr>
+          <w:rFonts w:ascii="Arial" w:cs="Arial" w:eastAsia="Arial" w:hAnsi="Arial"/>
+          <w:sz w:val="24"/>
+          <w:szCs w:val="24"/>
+          <w:b/>
+          <w:bCs/>
+        </w:rPr>
+        <w:t xml:space="preserve">OBJECTIF — </w:t>
+      </w:r>
+      <w:r>
+        <w:rPr>
+          <w:rFonts w:ascii="Arial" w:cs="Arial" w:eastAsia="Arial" w:hAnsi="Arial"/>
+          <w:sz w:val="24"/>
+          <w:szCs w:val="24"/>
+        </w:rPr>
+        <w:t xml:space="preserve">Tu sauras reconnaître le harcèlement, et quoi faire, que tu sois victime ou témoin.</w:t>
+      </w:r>
+    </w:p>
+    <w:p>
+      <w:pPr>
+        <w:keepNext/>
         <w:keepLines/>
         <w:spacing w:after="128"/>
       </w:pPr>
@@ -1453,7 +1477,7 @@
                 <w:sz w:val="24"/>
                 <w:szCs w:val="24"/>
               </w:rPr>
-              <w:t xml:space="preserve">......................................................................................................................................................</w:t>
+              <w:t xml:space="preserve">...................................................................................................................................</w:t>
             </w:r>
           </w:p>
           <w:p>
@@ -1472,7 +1496,7 @@
                 <w:sz w:val="24"/>
                 <w:szCs w:val="24"/>
               </w:rPr>
-              <w:t xml:space="preserve">......................................................................................................................................................</w:t>
+              <w:t xml:space="preserve">...................................................................................................................................</w:t>
             </w:r>
           </w:p>
         </w:tc>

--- a/public/2026/seq04/FICHE_S4-A03_Cyberharcelement_5eme.docx
+++ b/public/2026/seq04/FICHE_S4-A03_Cyberharcelement_5eme.docx
@@ -453,6 +453,52 @@
         </w:tc>
       </w:tr>
     </w:tbl>
+    <w:p>
+      <w:pPr>
+        <w:keepNext/>
+        <w:pBdr>
+          <w:top w:val="single" w:sz="6" w:space="2" w:color="D9D9D9"/>
+          <w:left w:val="single" w:sz="6" w:space="2" w:color="D9D9D9"/>
+          <w:bottom w:val="single" w:sz="6" w:space="2" w:color="D9D9D9"/>
+          <w:right w:val="single" w:sz="6" w:space="2" w:color="D9D9D9"/>
+        </w:pBdr>
+        <w:shd w:val="clear" w:color="auto" w:fill="F2F2F2"/>
+        <w:spacing w:before="80" w:after="120"/>
+        <w:ind w:left="60" w:right="60"/>
+      </w:pPr>
+      <w:r>
+        <w:rPr>
+          <w:rFonts w:ascii="Arial" w:cs="Arial" w:eastAsia="Arial" w:hAnsi="Arial"/>
+          <w:b/>
+          <w:bCs/>
+          <w:sz w:val="24"/>
+          <w:szCs w:val="24"/>
+        </w:rPr>
+        <w:t xml:space="preserve">RESSOURCE 1 — Internet Sans Crainte</w:t>
+      </w:r>
+      <w:r>
+        <w:rPr>
+          <w:rFonts w:ascii="Arial" w:cs="Arial" w:eastAsia="Arial" w:hAnsi="Arial"/>
+          <w:sz w:val="24"/>
+          <w:szCs w:val="24"/>
+        </w:rPr>
+        <w:t xml:space="preserve"> · Programme national · rien à installer</w:t>
+      </w:r>
+      <w:r>
+        <w:rPr>
+          <w:rFonts w:ascii="Arial" w:cs="Arial" w:eastAsia="Arial" w:hAnsi="Arial"/>
+        </w:rPr>
+        <w:br/>
+      </w:r>
+      <w:r>
+        <w:rPr>
+          <w:rFonts w:ascii="Arial" w:cs="Arial" w:eastAsia="Arial" w:hAnsi="Arial"/>
+          <w:sz w:val="22"/>
+          <w:szCs w:val="22"/>
+        </w:rPr>
+        <w:t xml:space="preserve">→ www.internetsanscrainte.fr</w:t>
+      </w:r>
+    </w:p>
     <w:p>
       <w:pPr>
         <w:keepNext/>
